--- a/NhiemVu_2.1_WiFi/2.1.docx
+++ b/NhiemVu_2.1_WiFi/2.1.docx
@@ -424,11 +424,6 @@
             </a:graphic>
           </wp:inline>
         </w:drawing>
-      </w:r>
-      <w:r>
-        <w:rPr>
-          <w:rFonts w:ascii="Inconsolata" w:cs="Inconsolata" w:eastAsia="Inconsolata" w:hAnsi="Inconsolata"/>
-        </w:rPr>
         <w:drawing>
           <wp:inline distB="114300" distT="114300" distL="114300" distR="114300">
             <wp:extent cx="1724516" cy="1080000"/>
@@ -461,11 +456,6 @@
             </a:graphic>
           </wp:inline>
         </w:drawing>
-      </w:r>
-      <w:r>
-        <w:rPr>
-          <w:rFonts w:ascii="Inconsolata" w:cs="Inconsolata" w:eastAsia="Inconsolata" w:hAnsi="Inconsolata"/>
-        </w:rPr>
         <w:drawing>
           <wp:inline distB="114300" distT="114300" distL="114300" distR="114300">
             <wp:extent cx="1724516" cy="1080000"/>
@@ -542,7 +532,7 @@
         <w:rPr>
           <w:rtl w:val="0"/>
         </w:rPr>
-        <w:t xml:space="preserve"> .Tôi tìm </w:t>
+        <w:t xml:space="preserve">. Tôi tìm </w:t>
       </w:r>
       <w:r>
         <w:rPr>
@@ -570,7 +560,7 @@
         <w:rPr>
           <w:rtl w:val="0"/>
         </w:rPr>
-        <w:t xml:space="preserve">chạy lần lượt các lệnh ở bước 2 dưới đây là ảnh chụp màn hình quá trình tôi chạy lệnh. </w:t>
+        <w:t xml:space="preserve">chạy lần lượt các lệnh ở trên. Dưới đây là ảnh chụp màn hình quá trình tôi chạy lệnh. </w:t>
       </w:r>
     </w:p>
     <w:p>
@@ -616,11 +606,6 @@
             </a:graphic>
           </wp:inline>
         </w:drawing>
-      </w:r>
-      <w:r>
-        <w:rPr>
-          <w:rFonts w:ascii="Inconsolata" w:cs="Inconsolata" w:eastAsia="Inconsolata" w:hAnsi="Inconsolata"/>
-        </w:rPr>
         <w:drawing>
           <wp:inline distB="114300" distT="114300" distL="114300" distR="114300">
             <wp:extent cx="1724516" cy="1080000"/>
@@ -653,11 +638,6 @@
             </a:graphic>
           </wp:inline>
         </w:drawing>
-      </w:r>
-      <w:r>
-        <w:rPr>
-          <w:rFonts w:ascii="Inconsolata" w:cs="Inconsolata" w:eastAsia="Inconsolata" w:hAnsi="Inconsolata"/>
-        </w:rPr>
         <w:drawing>
           <wp:inline distB="114300" distT="114300" distL="114300" distR="114300">
             <wp:extent cx="1724516" cy="1080000"/>
@@ -703,8 +683,36 @@
       </w:pPr>
       <w:r>
         <w:rPr>
-          <w:rtl w:val="0"/>
-        </w:rPr>
+          <w:b w:val="1"/>
+          <w:bCs w:val="1"/>
+          <w:rtl w:val="0"/>
+        </w:rPr>
+        <w:t xml:space="preserve">→ Kết quả: </w:t>
+      </w:r>
+      <w:r>
+        <w:rPr>
+          <w:rtl w:val="0"/>
+        </w:rPr>
+        <w:t xml:space="preserve">Sau khi chạy lệnh ipconfig /renew, card Wi-Fi đã nhận lại địa chỉ IPv4 (192.168.1.4) và Default Gateway (192.168.1.1), cho thấy máy đã kết nối lại với router thành công. Lỗi Wi-Fi không kết nối đã được khắc phục.</w:t>
+      </w:r>
+    </w:p>
+    <w:p>
+      <w:pPr>
+        <w:rPr/>
+      </w:pPr>
+      <w:r>
+        <w:rPr>
+          <w:b w:val="1"/>
+          <w:bCs w:val="1"/>
+          <w:rtl w:val="0"/>
+        </w:rPr>
+        <w:t xml:space="preserve">Ghi chú: </w:t>
+      </w:r>
+      <w:r>
+        <w:rPr>
+          <w:rtl w:val="0"/>
+        </w:rPr>
+        <w:t xml:space="preserve">Máy dùng để thực hành chạy Windows 11, các lệnh trên dùng giống hệt trên Windows 10.</w:t>
       </w:r>
     </w:p>
     <w:sectPr>
